--- a/rapports/16_02_2026/ALPHA_BALDE/coh_EQ22_sup_091203020015.docx
+++ b/rapports/16_02_2026/ALPHA_BALDE/coh_EQ22_sup_091203020015.docx
@@ -25,7 +25,7 @@
         <w:br/>
         <w:t>Grappe: 091203020015</w:t>
         <w:br/>
-        <w:t>Date: 16/02/2026 a 12:40</w:t>
+        <w:t>Date: 16/02/2026 a 12:58</w:t>
       </w:r>
     </w:p>
     <w:p/>

--- a/rapports/16_02_2026/ALPHA_BALDE/coh_EQ22_sup_091203020015.docx
+++ b/rapports/16_02_2026/ALPHA_BALDE/coh_EQ22_sup_091203020015.docx
@@ -25,7 +25,7 @@
         <w:br/>
         <w:t>Grappe: 091203020015</w:t>
         <w:br/>
-        <w:t>Date: 16/02/2026 a 12:58</w:t>
+        <w:t>Date: 16/02/2026 a 13:05</w:t>
       </w:r>
     </w:p>
     <w:p/>
@@ -359,38 +359,6 @@
           </w:tcPr>
           <w:p>
             <w:r>
-              <w:t>Section1</w:t>
-            </w:r>
-          </w:p>
-        </w:tc>
-        <w:tc>
-          <w:tcPr>
-            <w:tcW w:type="dxa" w:w="3324"/>
-          </w:tcPr>
-          <w:p>
-            <w:r>
-              <w:t>Caracteristiques des membres</w:t>
-            </w:r>
-          </w:p>
-        </w:tc>
-        <w:tc>
-          <w:tcPr>
-            <w:tcW w:type="dxa" w:w="3324"/>
-          </w:tcPr>
-          <w:p>
-            <w:r>
-              <w:t>11</w:t>
-            </w:r>
-          </w:p>
-        </w:tc>
-      </w:tr>
-      <w:tr>
-        <w:tc>
-          <w:tcPr>
-            <w:tcW w:type="dxa" w:w="3324"/>
-          </w:tcPr>
-          <w:p>
-            <w:r>
               <w:t>Section4b</w:t>
             </w:r>
           </w:p>
@@ -444,6 +412,38 @@
           <w:p>
             <w:r>
               <w:t>11</w:t>
+            </w:r>
+          </w:p>
+        </w:tc>
+      </w:tr>
+      <w:tr>
+        <w:tc>
+          <w:tcPr>
+            <w:tcW w:type="dxa" w:w="3324"/>
+          </w:tcPr>
+          <w:p>
+            <w:r>
+              <w:t>Section1</w:t>
+            </w:r>
+          </w:p>
+        </w:tc>
+        <w:tc>
+          <w:tcPr>
+            <w:tcW w:type="dxa" w:w="3324"/>
+          </w:tcPr>
+          <w:p>
+            <w:r>
+              <w:t>Caracteristiques des membres</w:t>
+            </w:r>
+          </w:p>
+        </w:tc>
+        <w:tc>
+          <w:tcPr>
+            <w:tcW w:type="dxa" w:w="3324"/>
+          </w:tcPr>
+          <w:p>
+            <w:r>
+              <w:t>10</w:t>
             </w:r>
           </w:p>
         </w:tc>
@@ -995,7 +995,7 @@
         <w:rPr>
           <w:sz w:val="20"/>
         </w:rPr>
-        <w:t>- La dernière fois que vous avez acheté Jus de fruits type 1 (orange, ananas, bissap, gingembre, jus de cajou, etc.) est une vendeuse dans le village et semble exister dans les modalités, prière de prendre attache avec le QG pour plus d'explication afin de la classer bien. Attention ! Le prix unitaire d'achat (500 Fcfa) de Poireau en Tas (Moyen) est relativement élevé par rapport aux autres prix observés dans cette zone. Prière de corriger ou de confirmer avec le QG. Avertissement!!! Le ménage a consommé 0.12 Kg taille unique de Farine de blé locale ou importée, cette quantité semble anormale pour une consommation des 7 derniers jours. prière de corriger ou de confirmer avec le QG. Incohérence!! Dans ce ménage, chaque individus consomme par jour 14.7652 Kg  de cereale; Prière de revoir les quantités prises de ces produits. Le prix d'achat unitaire (1041.667 Fcfa) de Farine de blé locale ou importée en Kg de taille taille unique semble élevé, prière de regarder les reponses prises dans les questions s07bq07a s07bq07b s07bq07c s07bq08 pour mieux corriger. Avertissement!!! Le ménage a consommé 0.12 Kg taille unique de Sel, cette quantité semble anormale pour une consommation des 7 derniers jours. prière de corriger ou de confirmer avec le QG. Difficile de consommer le Sel en Kg taille unique prière de verifier. Attention ! Soupçons de quantité anormale! Le ménage de NDIAGA NDIOR avec une taille de 14 personnes a consommé .12 Kg en taille unique de Sel qui est relativement élevé comme consommation par rapport à la condition de vie des autres ménages de même taille dans cette zone. Prière de corriger ou de confirmer avec le QG. Avertissement!!! Le ménage a consommé 7 Paquet Petit de Thé en sachet, cette quantité semble anormale pour une consommation des 7 derniers jours.Prière de corriger ou de confirmer avec le QG. Incohérence!! Dans ce ménage, chaque individus consomme par jour 14.7652 Kg  de cereale; Prière de revoir les quantités prises de ces produits.</w:t>
+        <w:t>- Attention ! Le prix unitaire d'achat (100 Fcfa) de Citron en Pièce (Moyen) est relativement élevé par rapport aux autres prix observés dans cette zone. Prière de corriger ou de confirmer avec le QG. Attention ! Le prix unitaire d'achat (1000 Fcfa) de Poivre en Sachets (Grand) est relativement élevé par rapport aux autres prix observés dans cette zone. Prière de corriger ou de confirmer avec le QG. Attention ! Le prix unitaire d'achat (50 Fcfa) de Jus de fruits type 1 (orange, ananas, bissap, gingembre, jus de cajou, etc.) en Sachets (Petit) est relativement élevé par rapport aux autres prix observés dans cette zone. Prière de corriger ou de confirmer avec le QG.  La dernière fois que vous avez acheté Jus de fruits type 1 (orange, ananas, bissap, gingembre, jus de cajou, etc.) est une vendeuse dans le village et semble exister dans les modalités, prière de prendre attache avec le QG pour plus d'explication afin de la classer bien. Attention ! Le prix unitaire d'achat (500 Fcfa) de Poireau en Tas (Moyen) est relativement élevé par rapport aux autres prix observés dans cette zone. Prière de corriger ou de confirmer avec le QG. Avertissement!!! Le ménage a consommé 0.12 Kg taille unique de Farine de blé locale ou importée, cette quantité semble anormale pour une consommation des 7 derniers jours. prière de corriger ou de confirmer avec le QG. Incohérence!! Dans ce ménage, chaque individus consomme par jour 27.72816 Kg  de cereale; Prière de revoir les quantités prises de ces produits. Le prix d'achat unitaire (1041.667 Fcfa) de Farine de blé locale ou importée en Kg de taille taille unique semble élevé, prière de regarder les reponses prises dans les questions s07bq07a s07bq07b s07bq07c s07bq08 pour mieux corriger. Avertissement!!! Le ménage a consommé 0.12 Kg taille unique de Sel, cette quantité semble anormale pour une consommation des 7 derniers jours. prière de corriger ou de confirmer avec le QG. Difficile de consommer le Sel en Kg taille unique prière de verifier. Attention ! Soupçons de quantité anormale! Le ménage de NDIAGA NDIOR avec une taille de 14 personnes a consommé .12 Kg en taille unique de Sel qui est relativement élevé comme consommation par rapport à la condition de vie des autres ménages de même taille dans cette zone. Prière de corriger ou de confirmer avec le QG. Avertissement!!! Le ménage a consommé 7 Paquet Petit de Thé en sachet, cette quantité semble anormale pour une consommation des 7 derniers jours.Prière de corriger ou de confirmer avec le QG. Incohérence!! Dans ce ménage, chaque individus consomme par jour 27.72816 Kg  de cereale; Prière de revoir les quantités prises de ces produits.</w:t>
       </w:r>
     </w:p>
     <w:p>
@@ -1037,9 +1037,7 @@
         <w:rPr>
           <w:sz w:val="20"/>
         </w:rPr>
-        <w:t xml:space="preserve">- Attention ! Lit a été achété à 450000 Fcfa est relativement élevé par rapport aux autres prix d'achat observés dans cette zone. Prière de corriger ou de confirmer avec le QG. </w:t>
-        <w:br/>
-        <w:t>- Attention ! Téléphone portable a été achété à 150000 Fcfa est relativement élevé par rapport aux autres prix d'achat observés dans cette zone. Prière de corriger ou de confirmer avec le QG. Attention ! Téléphone portable a été revendu à 100000 Fcfa qui est relativement élevé par rapport aux autres prix de revente observés dans cette zone. Prière de corriger ou de confirmer avec le QG.</w:t>
+        <w:t>- Attention ! Téléphone portable a été achété à 150000 Fcfa est relativement élevé par rapport aux autres prix d'achat observés dans cette zone. Prière de corriger ou de confirmer avec le QG.</w:t>
       </w:r>
     </w:p>
     <w:p>
@@ -1179,8 +1177,6 @@
         <w:rPr>
           <w:sz w:val="20"/>
         </w:rPr>
-        <w:t xml:space="preserve">- Attention ! Charrettes a été achété à 15000 Fcfa est relativement faible par rapport aux autres prix d'achat observés dans cette zone. Prière de corriger ou de confirmer avec le QG. </w:t>
-        <w:br/>
         <w:t xml:space="preserve">- Attention ! Charrue a été revendu à 100000 Fcfa qui est relativement élevé par rapport aux autres prix de revente observés dans cette zone. Prière de corriger ou de confirmer avec le QG. </w:t>
         <w:br/>
         <w:t xml:space="preserve">- Attention ! Machette a été achété à 7500 Fcfa est relativement élevé par rapport aux autres prix d'achat observés dans cette zone. Prière de corriger ou de confirmer avec le QG. Attention ! Machette a été revendu à 7500 Fcfa qui est relativement élevé par rapport aux autres prix de revente observés dans cette zone. Prière de corriger ou de confirmer avec le QG. </w:t>
@@ -1650,7 +1646,7 @@
         <w:rPr>
           <w:sz w:val="20"/>
         </w:rPr>
-        <w:t>- Attention ! Le prix unitaire d'achat (25 Fcfa) de Cube alimentaire (Maggi, Jumbo, ) en Cube (Moyen) est relativement faible par rapport aux autres prix observés dans cette zone. Prière de corriger ou de confirmer avec le QG. Attention ! Le prix unitaire d'achat (800 Fcfa) de Café moulu en Sachets (Moyen) est relativement élevé par rapport aux autres prix observés dans cette zone. Prière de corriger ou de confirmer avec le QG. Avertissement!!! Le ménage a consommé 1 Paquet Moyen de Thé en sachet, cette quantité semble anormale pour une consommation des 7 derniers jours.Prière de corriger ou de confirmer avec le QG. Incohérence!! Dans ce ménage, chaque individus consomme par jour 27.243 Kg  de cereale; Prière de revoir les quantités prises de ces produits. Incohérence!! Dans ce ménage, chaque individus consomme par jour 27.243 Kg  de cereale; Prière de revoir les quantités prises de ces produits.</w:t>
+        <w:t>- Attention ! Le prix unitaire d'achat (100 Fcfa) de Soumbala (moutarde africaine) en Sachets (Petit) est relativement élevé par rapport aux autres prix observés dans cette zone. Prière de corriger ou de confirmer avec le QG. Attention ! Le prix unitaire d'achat (25 Fcfa) de Cube alimentaire (Maggi, Jumbo, ) en Cube (Moyen) est relativement faible par rapport aux autres prix observés dans cette zone. Prière de corriger ou de confirmer avec le QG. Attention ! Le prix unitaire d'achat (500 Fcfa) de Poivre en Sachets (Moyen) est relativement élevé par rapport aux autres prix observés dans cette zone. Prière de corriger ou de confirmer avec le QG. Attention ! Le prix unitaire d'achat (700 Fcfa) de Sucre en poudre  en Kg (taille unique) est relativement élevé par rapport aux autres prix observés dans cette zone. Prière de corriger ou de confirmer avec le QG. Attention ! Le prix unitaire d'achat (800 Fcfa) de Café moulu en Sachets (Moyen) est relativement élevé par rapport aux autres prix observés dans cette zone. Prière de corriger ou de confirmer avec le QG. Avertissement!!! Le ménage a consommé 1 Paquet Moyen de Thé en sachet, cette quantité semble anormale pour une consommation des 7 derniers jours.Prière de corriger ou de confirmer avec le QG. Incohérence!! Dans ce ménage, chaque individus consomme par jour 43.97514 Kg  de cereale; Prière de revoir les quantités prises de ces produits. Incohérence!! Dans ce ménage, chaque individus consomme par jour 43.97514 Kg  de cereale; Prière de revoir les quantités prises de ces produits.</w:t>
       </w:r>
     </w:p>
     <w:p>
@@ -1734,9 +1730,7 @@
         <w:rPr>
           <w:sz w:val="20"/>
         </w:rPr>
-        <w:t xml:space="preserve">- Attention ! Antenne parabolique / décodeur a été achété à 20000 Fcfa est relativement élevé par rapport aux autres prix d'achat observés dans cette zone. Prière de corriger ou de confirmer avec le QG. </w:t>
-        <w:br/>
-        <w:t>- Attention ! Lit a été revendu à 300000 Fcfa qui est relativement élevé par rapport aux autres prix de revente observés dans cette zone. Prière de corriger ou de confirmer avec le QG.</w:t>
+        <w:t>- Attention ! Antenne parabolique / décodeur a été achété à 20000 Fcfa est relativement élevé par rapport aux autres prix d'achat observés dans cette zone. Prière de corriger ou de confirmer avec le QG.</w:t>
       </w:r>
     </w:p>
     <w:p>
@@ -1803,8 +1797,6 @@
         <w:rPr>
           <w:sz w:val="20"/>
         </w:rPr>
-        <w:t xml:space="preserve">- Attention ! Le ménage a acheté 2 Ovins (Moutons) à 200000 donc un prix unitaire d'achat (100000 Fcfa) qui  est relativement elevé par rapport aux autres prix observés dans cette zone. Prière de corriger ou de confirmer avec le QG. </w:t>
-        <w:br/>
         <w:t xml:space="preserve">- Avertissement! Le prix unitaire (15000 Fcfa) d'un Asins (Anes,  mules, mulets), Equins (Chevaux) est trop petit ou élevé. Veuillez confirmer ces informations avec le QG ou apporter les corrections nécessaires. </w:t>
         <w:br/>
         <w:t>- Avertissement!! Le montant dépensé (250) est trop faible  pour le soins au cours des 12 derniers mois. Merci de confirmer ces informations auprès du QG ou d'apporter les corrections nécessaires.</w:t>
@@ -1849,7 +1841,7 @@
         <w:rPr>
           <w:sz w:val="20"/>
         </w:rPr>
-        <w:t xml:space="preserve">- Attention ! Houe/daba/hilaire a été revendu à 4000 Fcfa qui est relativement élevé par rapport aux autres prix de revente observés dans cette zone. Prière de corriger ou de confirmer avec le QG. </w:t>
+        <w:t xml:space="preserve">- Attention ! Houe/daba/hilaire a été achété à 4000 Fcfa est relativement élevé par rapport aux autres prix d'achat observés dans cette zone. Prière de corriger ou de confirmer avec le QG. Attention ! Houe/daba/hilaire a été revendu à 4000 Fcfa qui est relativement élevé par rapport aux autres prix de revente observés dans cette zone. Prière de corriger ou de confirmer avec le QG. </w:t>
         <w:br/>
         <w:t xml:space="preserve">- Avertissement!! Le prix d'achat (700 FCFA) de Hache/pioche est inférieur aux prix de revente (5000 FCFA), prière de verifier et corriger ou confirmer l'information avec le QG. </w:t>
         <w:br/>
@@ -2345,7 +2337,7 @@
         <w:rPr>
           <w:sz w:val="20"/>
         </w:rPr>
-        <w:t>- Attention ! Le prix unitaire d'achat (100 Fcfa) de Biscuits en Paquet (Petit) est relativement élevé par rapport aux autres prix observés dans cette zone. Prière de corriger ou de confirmer avec le QG. Attention ! Le prix unitaire d'achat (50 Fcfa) de Aubergine   en Pièce (Moyen) est relativement faible par rapport aux autres prix observés dans cette zone. Prière de corriger ou de confirmer avec le QG. Attention ! Le prix unitaire d'achat (50 Fcfa) de Carotte en Pièce (Moyen) est relativement faible par rapport aux autres prix observés dans cette zone. Prière de corriger ou de confirmer avec le QG. Attention ! Le prix unitaire d'achat (50 Fcfa) de Choux en Morceau (Portion) (Petit) est relativement faible par rapport aux autres prix observés dans cette zone. Prière de corriger ou de confirmer avec le QG. Attention ! Le prix unitaire d'achat (50 Fcfa) de Manioc en tubercules en Pièce (Petit) est relativement faible par rapport aux autres prix observés dans cette zone. Prière de corriger ou de confirmer avec le QG. Avertissement!!! Le ménage a consommé 7 Paquet Petit de Thé en sachet, cette quantité semble anormale pour une consommation des 7 derniers jours.Prière de corriger ou de confirmer avec le QG. Avertissement!! le prix unitaire (100 Fcfa) de Thé en sachet (unité: Paquet) de taille Petit est très faible ou élevé. Prière de corriger ou de confirmer avec le QG. Difficile de consommer le Sel en Boite de tomate/Pot Petit prière de verifier. Incohérence!! Dans ce ménage, chaque individus consomme par jour 28.28125 Kg  de cereale; Prière de revoir les quantités prises de ces produits. Incohérence!! Dans ce ménage, chaque individus consomme par jour 28.28125 Kg  de cereale; Prière de revoir les quantités prises de ces produits.</w:t>
+        <w:t>- Attention ! Le prix unitaire d'achat (100 Fcfa) de Biscuits en Paquet (Petit) est relativement élevé par rapport aux autres prix observés dans cette zone. Prière de corriger ou de confirmer avec le QG. Attention ! Le prix unitaire d'achat (25 Fcfa) de Piment frais en Pièce (Petit) est relativement faible par rapport aux autres prix observés dans cette zone. Prière de corriger ou de confirmer avec le QG. Attention ! Le prix unitaire d'achat (50 Fcfa) de Ail en Gousse (Moyen) est relativement faible par rapport aux autres prix observés dans cette zone. Prière de corriger ou de confirmer avec le QG. Attention ! Le prix unitaire d'achat (50 Fcfa) de Aubergine   en Pièce (Moyen) est relativement faible par rapport aux autres prix observés dans cette zone. Prière de corriger ou de confirmer avec le QG. Attention ! Le prix unitaire d'achat (50 Fcfa) de Carotte en Pièce (Moyen) est relativement faible par rapport aux autres prix observés dans cette zone. Prière de corriger ou de confirmer avec le QG. Attention ! Le prix unitaire d'achat (50 Fcfa) de Choux en Morceau (Portion) (Petit) est relativement faible par rapport aux autres prix observés dans cette zone. Prière de corriger ou de confirmer avec le QG. Attention ! Le prix unitaire d'achat (50 Fcfa) de Manioc en tubercules en Pièce (Petit) est relativement faible par rapport aux autres prix observés dans cette zone. Prière de corriger ou de confirmer avec le QG. Attention ! Le prix unitaire d'achat (700 Fcfa) de Sucre en poudre  en Kg (taille unique) est relativement élevé par rapport aux autres prix observés dans cette zone. Prière de corriger ou de confirmer avec le QG. Attention ! Soupçons de quantité anormale! Le ménage de KORY DIOUF avec une taille de 8 personnes a consommé 7 Morceau (Portion) en Moyen de Courge qui est relativement élevé comme consommation par rapport à la condition de vie des autres ménages de même taille dans cette zone. Prière de corriger ou de confirmer avec le QG. Avertissement!!! Le ménage a consommé 7 Paquet Petit de Thé en sachet, cette quantité semble anormale pour une consommation des 7 derniers jours.Prière de corriger ou de confirmer avec le QG. Avertissement!! le prix unitaire (100 Fcfa) de Thé en sachet (unité: Paquet) de taille Petit est très faible ou élevé. Prière de corriger ou de confirmer avec le QG. Difficile de consommer le Sel en Boite de tomate/Pot Petit prière de verifier. Incohérence!! Dans ce ménage, chaque individus consomme par jour 47.86161 Kg  de cereale; Prière de revoir les quantités prises de ces produits. Incohérence!! Dans ce ménage, chaque individus consomme par jour 47.86161 Kg  de cereale; Prière de revoir les quantités prises de ces produits. Attention ! Soupçons de quantité anormale! Le ménage de KORY DIOUF avec une taille de 8 personnes a consommé 17.5 Kg en taille unique de Mil qui est relativement élevé comme consommation par rapport à la condition de vie des autres ménages de même taille dans cette zone. Prière de corriger ou de confirmer avec le QG.</w:t>
       </w:r>
     </w:p>
     <w:p>
@@ -3058,7 +3050,7 @@
         <w:rPr>
           <w:sz w:val="20"/>
         </w:rPr>
-        <w:t>- Attention ! Le prix unitaire d'achat (25 Fcfa) de Cube alimentaire (Maggi, Jumbo, ) en Cube (Moyen) est relativement faible par rapport aux autres prix observés dans cette zone. Prière de corriger ou de confirmer avec le QG. Attention ! Le prix unitaire d'achat (600 Fcfa) de Mâchoiron Frais en Kg (taille unique) est relativement faible par rapport aux autres prix observés dans cette zone. Prière de corriger ou de confirmer avec le QG. Attention ! Le prix unitaire d'achat (600 Fcfa) de Mâchoiron séchée (Kon) en Kg (taille unique) est relativement faible par rapport aux autres prix observés dans cette zone. Prière de corriger ou de confirmer avec le QG. Avertissement!!! Le ménage a consommé 8 Paquet Grand de Thé en sachet, cette quantité semble anormale pour une consommation des 7 derniers jours.Prière de corriger ou de confirmer avec le QG. Attention ! Le prix unitaire d'achat (1200 Fcfa) de Thé en sachet en Paquet (Moyen) est relativement élevé par rapport aux autres prix observés dans cette zone. Prière de corriger ou de confirmer avec le QG. Avertissement!!!Le ménage a consommé 56 Boite de tomate/Pot de Moyen de Mil  ce qui semble incoherent pour une consommation aucours des 7 derniers jours, prière de verifier et corriger. Incohérence!! Dans ce ménage, chaque individus consomme par jour 17.28088 Kg  de cereale; Prière de revoir les quantités prises de ces produits.</w:t>
+        <w:t>- Attention ! Le prix unitaire d'achat (25 Fcfa) de Cube alimentaire (Maggi, Jumbo, ) en Cube (Moyen) est relativement faible par rapport aux autres prix observés dans cette zone. Prière de corriger ou de confirmer avec le QG. Attention ! Le prix unitaire d'achat (600 Fcfa) de Mâchoiron Frais en Kg (taille unique) est relativement faible par rapport aux autres prix observés dans cette zone. Prière de corriger ou de confirmer avec le QG. Attention ! Le prix unitaire d'achat (700 Fcfa) de Sucre en poudre  en Kg (taille unique) est relativement élevé par rapport aux autres prix observés dans cette zone. Prière de corriger ou de confirmer avec le QG. Avertissement!!! Le ménage a consommé 8 Paquet Grand de Thé en sachet, cette quantité semble anormale pour une consommation des 7 derniers jours.Prière de corriger ou de confirmer avec le QG. Attention ! Le prix unitaire d'achat (1200 Fcfa) de Thé en sachet en Paquet (Moyen) est relativement élevé par rapport aux autres prix observés dans cette zone. Prière de corriger ou de confirmer avec le QG. Avertissement!!!Le ménage a consommé 56 Boite de tomate/Pot de Moyen de Mil  ce qui semble incoherent pour une consommation aucours des 7 derniers jours, prière de verifier et corriger. Incohérence!! Dans ce ménage, chaque individus consomme par jour 30.54857 Kg  de cereale; Prière de revoir les quantités prises de ces produits.</w:t>
       </w:r>
     </w:p>
     <w:p>
@@ -3765,7 +3757,7 @@
         <w:rPr>
           <w:sz w:val="20"/>
         </w:rPr>
-        <w:t>- La dernière fois que vous avez acheté Lait caillé est dans un autre menage et semble exister dans les modalités, prière de prendre attache avec le QG pour plus d'explication afin de la classer bien.  La dernière fois que vous avez acheté Vinaigre de citron  est dans  un autre menage et semble exister dans les modalités, prière de prendre attache avec le QG pour plus d'explication afin de la classer bien. Attention ! Le prix unitaire d'achat (700 Fcfa) de Pastèque en Pièce (Moyen) est relativement élevé par rapport aux autres prix observés dans cette zone. Prière de corriger ou de confirmer avec le QG. Avertissement!!! Le ménage a consommé 7 Paquet Moyen de Thé en sachet, cette quantité semble anormale pour une consommation des 7 derniers jours.Prière de corriger ou de confirmer avec le QG.</w:t>
+        <w:t>- La dernière fois que vous avez acheté Lait caillé est dans un autre menage et semble exister dans les modalités, prière de prendre attache avec le QG pour plus d'explication afin de la classer bien.  La dernière fois que vous avez acheté Vinaigre de citron  est dans  un autre menage et semble exister dans les modalités, prière de prendre attache avec le QG pour plus d'explication afin de la classer bien. Attention ! Le prix unitaire d'achat (250 Fcfa) de Soumbala (moutarde africaine) en Sachets (Moyen) est relativement élevé par rapport aux autres prix observés dans cette zone. Prière de corriger ou de confirmer avec le QG. Attention ! Le prix unitaire d'achat (500 Fcfa) de Poivre en Sachets (Moyen) est relativement élevé par rapport aux autres prix observés dans cette zone. Prière de corriger ou de confirmer avec le QG. Attention ! Le prix unitaire d'achat (700 Fcfa) de Pastèque en Pièce (Moyen) est relativement élevé par rapport aux autres prix observés dans cette zone. Prière de corriger ou de confirmer avec le QG. Avertissement!!! Le ménage a consommé 7 Paquet Moyen de Thé en sachet, cette quantité semble anormale pour une consommation des 7 derniers jours.Prière de corriger ou de confirmer avec le QG.</w:t>
       </w:r>
     </w:p>
     <w:p>
@@ -3916,7 +3908,7 @@
         <w:rPr>
           <w:sz w:val="20"/>
         </w:rPr>
-        <w:t xml:space="preserve">- La quantité dejà recoltée pour la presente campagne ne doit pas contenir une valeur 9999 et semble élevé, merci de revoir la question s16cq16a. </w:t>
+        <w:t xml:space="preserve">- La quantité estimée en Kg est incorrecte (Exemple : si le ménage a eu 10 sacs de 100kg = 10*100=1000kg), prière de corriger merci. </w:t>
         <w:br/>
         <w:t>- La quantité estimée en Kg est incorrecte (Exemple : si le ménage a eu 10 sacs de 100kg = 10*100=1000kg), prière de corriger merci.</w:t>
       </w:r>
@@ -4542,7 +4534,7 @@
         <w:rPr>
           <w:sz w:val="20"/>
         </w:rPr>
-        <w:t>- Attention ! Le prix unitaire d'achat (100 Fcfa) de Café moulu en Sachets (Moyen) est relativement faible par rapport aux autres prix observés dans cette zone. Prière de corriger ou de confirmer avec le QG. Attention ! Le prix unitaire d'achat (150 Fcfa) de Carotte en Pièce (Moyen) est relativement élevé par rapport aux autres prix observés dans cette zone. Prière de corriger ou de confirmer avec le QG. Attention ! Le prix unitaire d'achat (200 Fcfa) de Mâchoiron Frais en Tas (Petit) est relativement faible par rapport aux autres prix observés dans cette zone. Prière de corriger ou de confirmer avec le QG. Attention ! Le prix unitaire d'achat (200 Fcfa) de Soumbala (moutarde africaine) en Sachets (Petit) est relativement élevé par rapport aux autres prix observés dans cette zone. Prière de corriger ou de confirmer avec le QG. Attention ! Le prix unitaire d'achat (25 Fcfa) de Lait en poudre en Sachets (Petit) est relativement faible par rapport aux autres prix observés dans cette zone. Prière de corriger ou de confirmer avec le QG. Attention ! Le prix unitaire d'achat (500 Fcfa) de Vinaigre de vin en Bouteille 1l (taille unique) est relativement faible par rapport aux autres prix observés dans cette zone. Prière de corriger ou de confirmer avec le QG. Attention ! Le prix unitaire d'achat (800 Fcfa) de Oignon frais en Kg (taille unique) est relativement élevé par rapport aux autres prix observés dans cette zone. Prière de corriger ou de confirmer avec le QG. Avertissement!!! Le ménage a consommé 14 Litre taille unique de Lait frais de vache, cette quantité semble anormale pour une consommation des 7 derniers jours.Prière de corriger ou de confirmer avec le QG. Avertissement!!! Le ménage a consommé 7 Paquet Petit de Thé en sachet, cette quantité semble anormale pour une consommation des 7 derniers jours.Prière de corriger ou de confirmer avec le QG. Avertissement!!!Le ménage a consommé 49 miche de Moyen de Pain moderne (Baguette)  ce qui semble incoherent pour une consommation aucours des 7 derniers jours, prière de verifier et corriger. Avertissement!!!Le ménage a consommé 52 Boite de tomate/Pot de Petit de Riz importé parfumé  ce qui semble incoherent pour une consommation aucours des 7 derniers jours, prière de verifier et corriger. Incohérence!! Dans ce ménage, chaque individus consomme par jour 10.11143 Kg  de cereale; Prière de revoir les quantités prises de ces produits.</w:t>
+        <w:t>- Attention ! Le prix unitaire d'achat (100 Fcfa) de Café moulu en Sachets (Moyen) est relativement faible par rapport aux autres prix observés dans cette zone. Prière de corriger ou de confirmer avec le QG. Attention ! Le prix unitaire d'achat (150 Fcfa) de Carotte en Pièce (Moyen) est relativement élevé par rapport aux autres prix observés dans cette zone. Prière de corriger ou de confirmer avec le QG. Attention ! Le prix unitaire d'achat (200 Fcfa) de Mâchoiron Frais en Tas (Petit) est relativement faible par rapport aux autres prix observés dans cette zone. Prière de corriger ou de confirmer avec le QG. Attention ! Le prix unitaire d'achat (200 Fcfa) de Soumbala (moutarde africaine) en Sachets (Petit) est relativement élevé par rapport aux autres prix observés dans cette zone. Prière de corriger ou de confirmer avec le QG. Attention ! Le prix unitaire d'achat (25 Fcfa) de Lait en poudre en Sachets (Petit) est relativement faible par rapport aux autres prix observés dans cette zone. Prière de corriger ou de confirmer avec le QG. Attention ! Le prix unitaire d'achat (500 Fcfa) de Vinaigre de vin en Bouteille 1l (taille unique) est relativement faible par rapport aux autres prix observés dans cette zone. Prière de corriger ou de confirmer avec le QG. Attention ! Le prix unitaire d'achat (685.7143 Fcfa) de Sucre en poudre  en Kg (taille unique) est relativement élevé par rapport aux autres prix observés dans cette zone. Prière de corriger ou de confirmer avec le QG. Attention ! Le prix unitaire d'achat (800 Fcfa) de Oignon frais en Kg (taille unique) est relativement élevé par rapport aux autres prix observés dans cette zone. Prière de corriger ou de confirmer avec le QG. Avertissement!!! Le ménage a consommé 14 Litre taille unique de Lait frais de vache, cette quantité semble anormale pour une consommation des 7 derniers jours.Prière de corriger ou de confirmer avec le QG. Avertissement!!! Le ménage a consommé 7 Paquet Petit de Thé en sachet, cette quantité semble anormale pour une consommation des 7 derniers jours.Prière de corriger ou de confirmer avec le QG. Avertissement!!!Le ménage a consommé 49 miche de Moyen de Pain moderne (Baguette)  ce qui semble incoherent pour une consommation aucours des 7 derniers jours, prière de verifier et corriger. Avertissement!!!Le ménage a consommé 52 Boite de tomate/Pot de Petit de Riz importé parfumé  ce qui semble incoherent pour une consommation aucours des 7 derniers jours, prière de verifier et corriger. Incohérence!! Dans ce ménage, chaque individus consomme par jour 16.39917 Kg  de cereale; Prière de revoir les quantités prises de ces produits.</w:t>
       </w:r>
     </w:p>
     <w:p>
@@ -4676,11 +4668,11 @@
         <w:rPr>
           <w:sz w:val="20"/>
         </w:rPr>
-        <w:t xml:space="preserve">- La pourcentage de la superficie qui reste à recolter ne doit pas être égale à 0 et superieur à 100, Veuillez corriger cette partie (s16Cq12). </w:t>
-        <w:br/>
-        <w:t xml:space="preserve">- La quantité dejà recoltée pour la presente campagne ne doit pas contenir une valeur 9999 et semble élevé, merci de revoir la question s16cq16a. </w:t>
-        <w:br/>
-        <w:t xml:space="preserve">- La quantité dejà recoltée pour la presente campagne ne doit pas contenir une valeur 9999 et semble élevé, merci de revoir la question s16cq16a. </w:t>
+        <w:t xml:space="preserve">- Le pourcentage qui reste à recolter pour ces cultures est de 100% c'est-à-dire que la recolte n'a pas commencé pour ces cultures, prière de regarder les questions (s16Cq11 s16Cq12) ou corriger. </w:t>
+        <w:br/>
+        <w:t xml:space="preserve">- Le pourcentage qui reste à recolter pour ces cultures est de 100% c'est-à-dire que la recolte n'a pas commencé pour ces cultures, prière de regarder les questions (s16Cq11 s16Cq12) ou corriger. </w:t>
+        <w:br/>
+        <w:t xml:space="preserve">- Le pourcentage qui reste à recolter pour ces cultures est de 100% c'est-à-dire que la recolte n'a pas commencé pour ces cultures, prière de regarder les questions (s16Cq11 s16Cq12) ou corriger. </w:t>
         <w:br/>
         <w:t xml:space="preserve">- Le pourcentage qui reste à recolter pour ces cultures est de 100% c'est-à-dire que la recolte n'a pas commencé pour ces cultures, prière de regarder les questions (s16Cq11 s16Cq12) ou corriger. </w:t>
         <w:br/>
@@ -4730,8 +4722,6 @@
         <w:rPr>
           <w:sz w:val="20"/>
         </w:rPr>
-        <w:t xml:space="preserve">- Attention ! Groupe moto pompe a été revendu à 60000 Fcfa qui est relativement élevé par rapport aux autres prix de revente observés dans cette zone. Prière de corriger ou de confirmer avec le QG. </w:t>
-        <w:br/>
         <w:t>- Avertissement!! L'âge (42 ans)  de Charrettes dans ce ménage semble être élevé, prière de corriger ou confirmer avec le QG.</w:t>
       </w:r>
     </w:p>
@@ -5244,7 +5234,7 @@
         <w:rPr>
           <w:sz w:val="20"/>
         </w:rPr>
-        <w:t>- La dernière fois que vous avez acheté Jus de fruits type 1 (orange, ananas, bissap, gingembre, jus de cajou, etc.) est A domicile et semble exister dans les modalités, prière de prendre attache avec le QG pour plus d'explication afin de la classer bien. Attention ! Le prix unitaire d'achat (100 Fcfa) de Poivre en Sachets (Petit) est relativement élevé par rapport aux autres prix observés dans cette zone. Prière de corriger ou de confirmer avec le QG. Attention ! Le prix unitaire d'achat (25 Fcfa) de Cube alimentaire (Maggi, Jumbo, ) en Cube (Moyen) est relativement faible par rapport aux autres prix observés dans cette zone. Prière de corriger ou de confirmer avec le QG. Avertissement!!! Le ménage a consommé 7 Paquet Petit de Thé en sachet, cette quantité semble anormale pour une consommation des 7 derniers jours.Prière de corriger ou de confirmer avec le QG. Avertissement!! le prix unitaire (100 Fcfa) de Thé en sachet (unité: Paquet) de taille Petit est très faible ou élevé. Prière de corriger ou de confirmer avec le QG. Difficile de consommer le Sel en Kg taille unique prière de verifier. Incohérence!! Dans ce ménage, chaque individus consomme par jour 13.23657 Kg  de cereale; Prière de revoir les quantités prises de ces produits. Incohérence!! Dans ce ménage, chaque individus consomme par jour 13.23657 Kg  de cereale; Prière de revoir les quantités prises de ces produits.</w:t>
+        <w:t>- La dernière fois que vous avez acheté Jus de fruits type 1 (orange, ananas, bissap, gingembre, jus de cajou, etc.) est A domicile et semble exister dans les modalités, prière de prendre attache avec le QG pour plus d'explication afin de la classer bien. Attention ! Le prix unitaire d'achat (100 Fcfa) de Poivre en Sachets (Petit) est relativement élevé par rapport aux autres prix observés dans cette zone. Prière de corriger ou de confirmer avec le QG. Attention ! Le prix unitaire d'achat (25 Fcfa) de Cube alimentaire (Maggi, Jumbo, ) en Cube (Moyen) est relativement faible par rapport aux autres prix observés dans cette zone. Prière de corriger ou de confirmer avec le QG. Attention ! Le prix unitaire d'achat (25 Fcfa) de Piment frais en Pièce (Moyen) est relativement faible par rapport aux autres prix observés dans cette zone. Prière de corriger ou de confirmer avec le QG. Attention ! Le prix unitaire d'achat (700 Fcfa) de Sucre en poudre  en Kg (taille unique) est relativement élevé par rapport aux autres prix observés dans cette zone. Prière de corriger ou de confirmer avec le QG. Avertissement!!! Le ménage a consommé 7 Paquet Petit de Thé en sachet, cette quantité semble anormale pour une consommation des 7 derniers jours.Prière de corriger ou de confirmer avec le QG. Avertissement!! le prix unitaire (100 Fcfa) de Thé en sachet (unité: Paquet) de taille Petit est très faible ou élevé. Prière de corriger ou de confirmer avec le QG. Difficile de consommer le Sel en Kg taille unique prière de verifier. Incohérence!! Dans ce ménage, chaque individus consomme par jour 22.89907 Kg  de cereale; Prière de revoir les quantités prises de ces produits. Incohérence!! Dans ce ménage, chaque individus consomme par jour 22.89907 Kg  de cereale; Prière de revoir les quantités prises de ces produits.</w:t>
       </w:r>
     </w:p>
     <w:p>
@@ -5955,7 +5945,7 @@
         <w:rPr>
           <w:sz w:val="20"/>
         </w:rPr>
-        <w:t>- La dernière fois que vous avez acheté Jus de fruits type 1 (orange, ananas, bissap, gingembre, jus de cajou, etc.) est DANS UNE MAISON et semble exister dans les modalités, prière de prendre attache avec le QG pour plus d'explication afin de la classer bien. Attention ! Le prix unitaire d'achat (100 Fcfa) de Poivre en Sachets (Petit) est relativement élevé par rapport aux autres prix observés dans cette zone. Prière de corriger ou de confirmer avec le QG. Attention ! Le prix unitaire d'achat (25 Fcfa) de Cube alimentaire (Maggi, Jumbo, ) en Cube (Moyen) est relativement faible par rapport aux autres prix observés dans cette zone. Prière de corriger ou de confirmer avec le QG. Attention ! Le prix unitaire d'achat (400 Fcfa) de Carotte en Tas (Petit) est relativement élevé par rapport aux autres prix observés dans cette zone. Prière de corriger ou de confirmer avec le QG. Avertissement!!! Le ménage a consommé 1 Paquet Petit de Thé en sachet, cette quantité semble anormale pour une consommation des 7 derniers jours.Prière de corriger ou de confirmer avec le QG. Avertissement!! le prix unitaire (100 Fcfa) de Thé en sachet (unité: Paquet) de taille Petit est très faible ou élevé. Prière de corriger ou de confirmer avec le QG. Avertissement!!! Le ménage a consommé 10 Pièce Petit de Caramel, bonbons, confiseries, etc., cette quantité semble anormale pour une consommation des 7 derniers jours.Prière de corriger ou de confirmer avec le QG. Difficile de consommer le Sel en Kg taille unique prière de verifier. Incohérence!! Dans ce ménage, chaque individus consomme par jour 17.47098 Kg  de cereale; Prière de revoir les quantités prises de ces produits. Incohérence!! Dans ce ménage, chaque individus consomme par jour 17.47098 Kg  de cereale; Prière de revoir les quantités prises de ces produits. Incohérence!! Dans ce ménage, chaque individus consomme par jour 17.47098 Kg  de cereale; Prière de revoir les quantités prises de ces produits.</w:t>
+        <w:t>- La dernière fois que vous avez acheté Jus de fruits type 1 (orange, ananas, bissap, gingembre, jus de cajou, etc.) est DANS UNE MAISON et semble exister dans les modalités, prière de prendre attache avec le QG pour plus d'explication afin de la classer bien. Attention ! Le prix unitaire d'achat (100 Fcfa) de Poivre en Sachets (Petit) est relativement élevé par rapport aux autres prix observés dans cette zone. Prière de corriger ou de confirmer avec le QG. Attention ! Le prix unitaire d'achat (25 Fcfa) de Cube alimentaire (Maggi, Jumbo, ) en Cube (Moyen) est relativement faible par rapport aux autres prix observés dans cette zone. Prière de corriger ou de confirmer avec le QG. Attention ! Le prix unitaire d'achat (25 Fcfa) de Piment frais en Pièce (Moyen) est relativement faible par rapport aux autres prix observés dans cette zone. Prière de corriger ou de confirmer avec le QG. Attention ! Le prix unitaire d'achat (400 Fcfa) de Carotte en Tas (Petit) est relativement élevé par rapport aux autres prix observés dans cette zone. Prière de corriger ou de confirmer avec le QG. Attention ! Le prix unitaire d'achat (66.66666 Fcfa) de Ail en Gousse (Moyen) est relativement faible par rapport aux autres prix observés dans cette zone. Prière de corriger ou de confirmer avec le QG. Attention ! Le prix unitaire d'achat (700 Fcfa) de Sucre en poudre  en Kg (taille unique) est relativement élevé par rapport aux autres prix observés dans cette zone. Prière de corriger ou de confirmer avec le QG. Avertissement!!! Le ménage a consommé 1 Paquet Petit de Thé en sachet, cette quantité semble anormale pour une consommation des 7 derniers jours.Prière de corriger ou de confirmer avec le QG. Avertissement!! le prix unitaire (100 Fcfa) de Thé en sachet (unité: Paquet) de taille Petit est très faible ou élevé. Prière de corriger ou de confirmer avec le QG. Avertissement!!! Le ménage a consommé 10 Pièce Petit de Caramel, bonbons, confiseries, etc., cette quantité semble anormale pour une consommation des 7 derniers jours.Prière de corriger ou de confirmer avec le QG. Difficile de consommer le Sel en Kg taille unique prière de verifier. Incohérence!! Dans ce ménage, chaque individus consomme par jour 28.20313 Kg  de cereale; Prière de revoir les quantités prises de ces produits. Incohérence!! Dans ce ménage, chaque individus consomme par jour 28.20313 Kg  de cereale; Prière de revoir les quantités prises de ces produits. Incohérence!! Dans ce ménage, chaque individus consomme par jour 28.20313 Kg  de cereale; Prière de revoir les quantités prises de ces produits.</w:t>
       </w:r>
     </w:p>
     <w:p>
@@ -6153,6 +6143,8 @@
         <w:rPr>
           <w:sz w:val="20"/>
         </w:rPr>
+        <w:t xml:space="preserve">- Attention ! Herse a été revendu à 1500 Fcfa qui est relativement élevé par rapport aux autres prix de revente observés dans cette zone. Prière de corriger ou de confirmer avec le QG. </w:t>
+        <w:br/>
         <w:t xml:space="preserve">- Avertissement!! Le prix d'achat (2000 FCFA) de Machette est inférieur aux prix de revente (3000 FCFA), prière de verifier et corriger ou confirmer l'information avec le QG. </w:t>
         <w:br/>
         <w:t>- Incohérence!! Le prix d'achat de Animaux de labour ne doit pas être égal 0 même si le ménage l'a reçu en cadeau prière de leurs aider à faire une estimation. Avertissement!! Le prix d'achat (0 FCFA) de Animaux de labour est inférieur aux prix de revente (50000 FCFA), prière de verifier et corriger ou confirmer l'information avec le QG. Le prix d'achat de Animaux de labour est nul (achété à 0fcfa) mais le prix de revente est (50000 FCFA), prière de verifier et corriger.</w:t>
@@ -6672,7 +6664,7 @@
         <w:rPr>
           <w:sz w:val="20"/>
         </w:rPr>
-        <w:t>- La dernière fois que vous avez acheté Eau minérale/filtrée en sachet est À domicile et semble exister dans les modalités, prière de prendre attache avec le QG pour plus d'explication afin de la classer bien.  La dernière fois que vous avez acheté Fruit de baobab (pain de singe) est À domicile et semble exister dans les modalités, prière de prendre attache avec le QG pour plus d'explication afin de la classer bien.  La dernière fois que vous avez acheté Jus de fruits type 1 (orange, ananas, bissap, gingembre, jus de cajou, etc.) est À domicile et semble exister dans les modalités, prière de prendre attache avec le QG pour plus d'explication afin de la classer bien. Attention ! Le prix unitaire d'achat (50 Fcfa) de Choux en Morceau (Portion) (Petit) est relativement faible par rapport aux autres prix observés dans cette zone. Prière de corriger ou de confirmer avec le QG. Attention ! Soupçons de quantité anormale! Le ménage de ABLAYE DIOUF avec une taille de 13 personnes a consommé 10 Pièce en Petit de Carotte qui est relativement élevé comme consommation par rapport à la condition de vie des autres ménages de même taille dans cette zone. Prière de corriger ou de confirmer avec le QG. Avertissement!!! Le ménage a consommé 16.5 Litre taille unique de Lait frais de vache, cette quantité semble anormale pour une consommation des 7 derniers jours.Prière de corriger ou de confirmer avec le QG. Avertissement!!! Le ménage a consommé 7 Paquet Petit de Thé en sachet, cette quantité semble anormale pour une consommation des 7 derniers jours.Prière de corriger ou de confirmer avec le QG. Avertissement!! le prix unitaire (100 Fcfa) de Thé en sachet (unité: Paquet) de taille Petit est très faible ou élevé. Prière de corriger ou de confirmer avec le QG. Difficile de consommer le Sel en Boite de tomate/Pot Petit prière de verifier. Incohérence!! Dans ce ménage, chaque individus consomme par jour 16.03703 Kg  de cereale; Prière de revoir les quantités prises de ces produits. Incohérence!! Dans ce ménage, chaque individus consomme par jour 16.03703 Kg  de cereale; Prière de revoir les quantités prises de ces produits.</w:t>
+        <w:t>- La dernière fois que vous avez acheté Eau minérale/filtrée en sachet est À domicile et semble exister dans les modalités, prière de prendre attache avec le QG pour plus d'explication afin de la classer bien.  La dernière fois que vous avez acheté Fruit de baobab (pain de singe) est À domicile et semble exister dans les modalités, prière de prendre attache avec le QG pour plus d'explication afin de la classer bien.  La dernière fois que vous avez acheté Jus de fruits type 1 (orange, ananas, bissap, gingembre, jus de cajou, etc.) est À domicile et semble exister dans les modalités, prière de prendre attache avec le QG pour plus d'explication afin de la classer bien. Attention ! Le prix unitaire d'achat (25 Fcfa) de Aubergine sauvage  en Pièce (Petit) est relativement faible par rapport aux autres prix observés dans cette zone. Prière de corriger ou de confirmer avec le QG. Attention ! Le prix unitaire d'achat (25 Fcfa) de Piment frais en Pièce (Petit) est relativement faible par rapport aux autres prix observés dans cette zone. Prière de corriger ou de confirmer avec le QG. Attention ! Le prix unitaire d'achat (50 Fcfa) de Choux en Morceau (Portion) (Petit) est relativement faible par rapport aux autres prix observés dans cette zone. Prière de corriger ou de confirmer avec le QG. Attention ! Le prix unitaire d'achat (62.5 Fcfa) de Ail en Gousse (Moyen) est relativement faible par rapport aux autres prix observés dans cette zone. Prière de corriger ou de confirmer avec le QG. Attention ! Le prix unitaire d'achat (700 Fcfa) de Sucre en poudre  en Kg (taille unique) est relativement élevé par rapport aux autres prix observés dans cette zone. Prière de corriger ou de confirmer avec le QG. Avertissement!!! Le ménage a consommé 16.5 Litre taille unique de Lait frais de vache, cette quantité semble anormale pour une consommation des 7 derniers jours.Prière de corriger ou de confirmer avec le QG. Avertissement!!! Le ménage a consommé 7 Paquet Petit de Thé en sachet, cette quantité semble anormale pour une consommation des 7 derniers jours.Prière de corriger ou de confirmer avec le QG. Avertissement!! le prix unitaire (100 Fcfa) de Thé en sachet (unité: Paquet) de taille Petit est très faible ou élevé. Prière de corriger ou de confirmer avec le QG. Difficile de consommer le Sel en Boite de tomate/Pot Petit prière de verifier. Incohérence!! Dans ce ménage, chaque individus consomme par jour 31.23758 Kg  de cereale; Prière de revoir les quantités prises de ces produits. Incohérence!! Dans ce ménage, chaque individus consomme par jour 31.23758 Kg  de cereale; Prière de revoir les quantités prises de ces produits.</w:t>
       </w:r>
     </w:p>
     <w:p>
@@ -6859,6 +6851,8 @@
           <w:sz w:val="20"/>
         </w:rPr>
         <w:t xml:space="preserve">- Attention ! Abreuvoir / Mangeoire a été achété à 40000 Fcfa est relativement élevé par rapport aux autres prix d'achat observés dans cette zone. Prière de corriger ou de confirmer avec le QG. Attention ! Abreuvoir / Mangeoire a été revendu à 40000 Fcfa qui est relativement élevé par rapport aux autres prix de revente observés dans cette zone. Prière de corriger ou de confirmer avec le QG. </w:t>
+        <w:br/>
+        <w:t xml:space="preserve">- Attention ! Herse a été revendu à 1500 Fcfa qui est relativement élevé par rapport aux autres prix de revente observés dans cette zone. Prière de corriger ou de confirmer avec le QG. </w:t>
         <w:br/>
         <w:t xml:space="preserve">- Avertissement!! L'âge (50 ans)  de Semoir dans ce ménage semble être élevé, prière de corriger ou confirmer avec le QG. Avertissement!! Le prix d'achat (10000 FCFA) de Semoir est inférieur aux prix de revente (60000 FCFA), prière de verifier et corriger ou confirmer l'information avec le QG. </w:t>
         <w:br/>
@@ -7324,7 +7318,7 @@
         <w:rPr>
           <w:sz w:val="20"/>
         </w:rPr>
-        <w:t>- La dernière fois que vous avez acheté Moutarde est une vendeuse dans le village et semble exister dans les modalités, prière de prendre attache avec le QG pour plus d'explication afin de la classer bien. Attention ! Le prix unitaire d'achat (200 Fcfa) de Aubergine   en Pièce (Moyen) est relativement élevé par rapport aux autres prix observés dans cette zone. Prière de corriger ou de confirmer avec le QG. Attention ! Le prix unitaire d'achat (50 Fcfa) de Cube alimentaire (Maggi, Jumbo, ) en Cube (Moyen) est relativement élevé par rapport aux autres prix observés dans cette zone. Prière de corriger ou de confirmer avec le QG. Attention ! Le prix unitaire d'achat (500 Fcfa) de Piment séché en Sachets (Moyen) est relativement élevé par rapport aux autres prix observés dans cette zone. Prière de corriger ou de confirmer avec le QG. Avertissement!!! Le ménage a consommé 1 Paquet Petit de Thé en sachet, cette quantité semble anormale pour une consommation des 7 derniers jours.Prière de corriger ou de confirmer avec le QG. Attention ! Le prix unitaire d'achat (1000 Fcfa) de Thé en sachet en Paquet (Moyen) est relativement élevé par rapport aux autres prix observés dans cette zone. Prière de corriger ou de confirmer avec le QG.</w:t>
+        <w:t>- La dernière fois que vous avez acheté Moutarde est une vendeuse dans le village et semble exister dans les modalités, prière de prendre attache avec le QG pour plus d'explication afin de la classer bien. Attention ! Le prix unitaire d'achat (125 Fcfa) de Lait en poudre en Sachets industriel (Petit) est relativement élevé par rapport aux autres prix observés dans cette zone. Prière de corriger ou de confirmer avec le QG. Attention ! Le prix unitaire d'achat (200 Fcfa) de Aubergine   en Pièce (Moyen) est relativement élevé par rapport aux autres prix observés dans cette zone. Prière de corriger ou de confirmer avec le QG. Attention ! Le prix unitaire d'achat (50 Fcfa) de Ail en Gousse (Moyen) est relativement faible par rapport aux autres prix observés dans cette zone. Prière de corriger ou de confirmer avec le QG. Attention ! Le prix unitaire d'achat (50 Fcfa) de Cube alimentaire (Maggi, Jumbo, ) en Cube (Moyen) est relativement élevé par rapport aux autres prix observés dans cette zone. Prière de corriger ou de confirmer avec le QG. Attention ! Le prix unitaire d'achat (500 Fcfa) de Mayonnaise en Sachets (Moyen) est relativement élevé par rapport aux autres prix observés dans cette zone. Prière de corriger ou de confirmer avec le QG. Attention ! Le prix unitaire d'achat (500 Fcfa) de Piment séché en Sachets (Moyen) est relativement élevé par rapport aux autres prix observés dans cette zone. Prière de corriger ou de confirmer avec le QG. Attention ! Le prix unitaire d'achat (500 Fcfa) de Poivre en Sachets (Moyen) est relativement élevé par rapport aux autres prix observés dans cette zone. Prière de corriger ou de confirmer avec le QG. Avertissement!!! Le ménage a consommé 7 Paquet Petit de Thé en sachet, cette quantité semble anormale pour une consommation des 7 derniers jours.Prière de corriger ou de confirmer avec le QG.</w:t>
       </w:r>
     </w:p>
     <w:p>
@@ -7368,7 +7362,7 @@
         </w:rPr>
         <w:t xml:space="preserve">- || </w:t>
         <w:br/>
-        <w:t>- Le montant dépensé de L'entreprise vente de bouye et bissap pour l'achat de ces marchandises revendues en état, sans transformation ne peut être supérieur aux montants obtenus sur la revente de marchandises achetées et revendues en état au cours des 30 derniers jours ou durant le dernier mois où l'entreprise a fonctionné (s10q47 &gt; s10q46), prière de corriger. Le noms de l'entreprise entreprise 1 ne doit pas contenir de chiffre et doit être bien renseigné, prière de bien renseigné .</w:t>
+        <w:t>- Le noms de l'entreprise entreprise 2 ne doit pas contenir de chiffre et doit être bien renseigné, prière de bien renseigné .</w:t>
       </w:r>
     </w:p>
     <w:p>
@@ -7498,7 +7492,7 @@
         <w:rPr>
           <w:sz w:val="20"/>
         </w:rPr>
-        <w:t xml:space="preserve">- Attention ! Charrettes a été achété à 15000 Fcfa est relativement faible par rapport aux autres prix d'achat observés dans cette zone. Prière de corriger ou de confirmer avec le QG. </w:t>
+        <w:t xml:space="preserve">- Attention ! Herse a été revendu à 1500 Fcfa qui est relativement élevé par rapport aux autres prix de revente observés dans cette zone. Prière de corriger ou de confirmer avec le QG. </w:t>
         <w:br/>
         <w:t>- Avertissement!! Le prix d'achat (300000 FCFA) de Animaux de labour est inférieur aux prix de revente (500000 FCFA), prière de verifier et corriger ou confirmer l'information avec le QG.</w:t>
       </w:r>
@@ -7846,7 +7840,7 @@
           <w:color w:val="4672C4"/>
           <w:sz w:val="22"/>
         </w:rPr>
-        <w:t>&gt;&gt; Section1 - Caracteristiques des membres</w:t>
+        <w:t>&gt;&gt; Section2 - Education</w:t>
       </w:r>
     </w:p>
     <w:p>
@@ -7857,9 +7851,31 @@
         <w:rPr>
           <w:sz w:val="20"/>
         </w:rPr>
-        <w:t xml:space="preserve">- Incoherence! Aissatou Diop dispose d'un téléphone portable à s01q39, donc la raison évoquée ne peut pas être (ne dispose pas d'appareil). </w:t>
-        <w:br/>
-        <w:t>- Incoherence! Mariama Diallo dispose d'un téléphone portable à s01q39, donc la raison évoquée ne peut pas être (ne dispose pas d'appareil).</w:t>
+        <w:t xml:space="preserve">- Peu probable! AMADY Diouf  n'arrive pas  à comprendre un petit texte lu dans une langue locale (s02q03). Veuillez corriger ou donner des explications au QG. </w:t>
+        <w:br/>
+        <w:t xml:space="preserve">- Peu probable! Aissatou Diop  n'arrive pas  à comprendre un petit texte lu dans une langue locale (s02q03). Veuillez corriger ou donner des explications au QG. Peu probable! Aissatou Diop  ne sait ni lire, ni écrire, ni comprendre dans aucune des langues  (s02q01,s02q02,s02q03). Veuillez corriger ou donner des explications au QG. </w:t>
+        <w:br/>
+        <w:t xml:space="preserve">- Peu probable! Aissatou Diouf  n'arrive pas  à comprendre un petit texte lu dans une langue locale (s02q03). Veuillez corriger ou donner des explications au QG. </w:t>
+        <w:br/>
+        <w:t xml:space="preserve">- Peu probable! Amadou Diouf  n'arrive pas  à comprendre un petit texte lu dans une langue locale (s02q03). Veuillez corriger ou donner des explications au QG. </w:t>
+        <w:br/>
+        <w:t xml:space="preserve">- Peu probable! Amath Diouf  n'arrive pas  à comprendre un petit texte lu dans une langue locale (s02q03). Veuillez corriger ou donner des explications au QG. </w:t>
+        <w:br/>
+        <w:t xml:space="preserve">- Peu probable! Amy Diouf  n'arrive pas  à comprendre un petit texte lu dans une langue locale (s02q03). Veuillez corriger ou donner des explications au QG. </w:t>
+        <w:br/>
+        <w:t xml:space="preserve">- Peu probable! Babacar Diouf  n'arrive pas  à comprendre un petit texte lu dans une langue locale (s02q03). Veuillez corriger ou donner des explications au QG. Peu probable! Babacar Diouf  ne sait ni lire, ni écrire, ni comprendre dans aucune des langues  (s02q01,s02q02,s02q03). Veuillez corriger ou donner des explications au QG. Peu plausible Babacar Diouf fréquente au minimum le fondamental 1 mais ne sait ni lire ni comprendre la langue française, prière de corriger ou de confirmer avec le QG merci. Le montant des frais pour les cahiers et autres matériels scolaires pour l'année scolaire de Babacar Diouf est de 0 FCFA, Babacar Diouf a fait comment pour payer ces cahiers et autres matériels scolaires (SAC, stylo, craie, ardoise, crayon...) ? prière de corriger. </w:t>
+        <w:br/>
+        <w:t xml:space="preserve">- Peu probable! Daouda Diouf  n'arrive pas  à comprendre un petit texte lu dans une langue locale (s02q03). Veuillez corriger ou donner des explications au QG. </w:t>
+        <w:br/>
+        <w:t xml:space="preserve">- Peu probable! Fatou Diouf  n'arrive pas  à comprendre un petit texte lu dans une langue locale (s02q03). Veuillez corriger ou donner des explications au QG. </w:t>
+        <w:br/>
+        <w:t xml:space="preserve">- Peu probable! Mamadou Diouf  n'arrive pas  à comprendre un petit texte lu dans une langue locale (s02q03). Veuillez corriger ou donner des explications au QG. Peu probable! Mamadou Diouf  ne sait ni lire, ni écrire, ni comprendre dans aucune des langues  (s02q01,s02q02,s02q03). Veuillez corriger ou donner des explications au QG. </w:t>
+        <w:br/>
+        <w:t xml:space="preserve">- Peu probable! Mamadou soukaye Diouf  n'arrive pas  à comprendre un petit texte lu dans une langue locale (s02q03). Veuillez corriger ou donner des explications au QG. Peu probable! Mamadou soukaye Diouf  ne sait ni lire, ni écrire, ni comprendre dans aucune des langues  (s02q01,s02q02,s02q03). Veuillez corriger ou donner des explications au QG. Peu plausible Mamadou soukaye Diouf fréquente au minimum le fondamental 1 mais ne sait ni lire ni comprendre la langue française, prière de corriger ou de confirmer avec le QG merci. </w:t>
+        <w:br/>
+        <w:t xml:space="preserve">- Peu probable! Mariama Diallo  n'arrive pas  à comprendre un petit texte lu dans une langue locale (s02q03). Veuillez corriger ou donner des explications au QG. Peu probable! Mariama Diallo  ne sait ni lire, ni écrire, ni comprendre dans aucune des langues  (s02q01,s02q02,s02q03). Veuillez corriger ou donner des explications au QG. </w:t>
+        <w:br/>
+        <w:t>- Peu probable! Mohamed Diène Diouf  n'arrive pas  à comprendre un petit texte lu dans une langue locale (s02q03). Veuillez corriger ou donner des explications au QG.</w:t>
       </w:r>
     </w:p>
     <w:p>
@@ -7869,7 +7885,7 @@
           <w:color w:val="4672C4"/>
           <w:sz w:val="22"/>
         </w:rPr>
-        <w:t>&gt;&gt; Section2 - Education</w:t>
+        <w:t>&gt;&gt; Section4a - Emploi</w:t>
       </w:r>
     </w:p>
     <w:p>
@@ -7880,31 +7896,9 @@
         <w:rPr>
           <w:sz w:val="20"/>
         </w:rPr>
-        <w:t xml:space="preserve">- Peu probable! AMADY Diouf  n'arrive pas  à comprendre un petit texte lu dans une langue locale (s02q03). Veuillez corriger ou donner des explications au QG. </w:t>
-        <w:br/>
-        <w:t xml:space="preserve">- Peu probable! Aissatou Diop  n'arrive pas  à comprendre un petit texte lu dans une langue locale (s02q03). Veuillez corriger ou donner des explications au QG. Peu probable! Aissatou Diop  ne sait ni lire, ni écrire, ni comprendre dans aucune des langues  (s02q01,s02q02,s02q03). Veuillez corriger ou donner des explications au QG. </w:t>
-        <w:br/>
-        <w:t xml:space="preserve">- Peu probable! Aissatou Diouf  n'arrive pas  à comprendre un petit texte lu dans une langue locale (s02q03). Veuillez corriger ou donner des explications au QG. </w:t>
-        <w:br/>
-        <w:t xml:space="preserve">- Peu probable! Amadou Diouf  n'arrive pas  à comprendre un petit texte lu dans une langue locale (s02q03). Veuillez corriger ou donner des explications au QG. </w:t>
-        <w:br/>
-        <w:t xml:space="preserve">- Peu probable! Amath Diouf  n'arrive pas  à comprendre un petit texte lu dans une langue locale (s02q03). Veuillez corriger ou donner des explications au QG. </w:t>
-        <w:br/>
-        <w:t xml:space="preserve">- Peu probable! Amy Diouf  n'arrive pas  à comprendre un petit texte lu dans une langue locale (s02q03). Veuillez corriger ou donner des explications au QG. </w:t>
-        <w:br/>
-        <w:t xml:space="preserve">- Peu probable! Babacar Diouf  n'arrive pas  à comprendre un petit texte lu dans une langue locale (s02q03). Veuillez corriger ou donner des explications au QG. Peu probable! Babacar Diouf  ne sait ni lire, ni écrire, ni comprendre dans aucune des langues  (s02q01,s02q02,s02q03). Veuillez corriger ou donner des explications au QG. </w:t>
-        <w:br/>
-        <w:t xml:space="preserve">- Peu probable! Daouda Diouf  n'arrive pas  à comprendre un petit texte lu dans une langue locale (s02q03). Veuillez corriger ou donner des explications au QG. </w:t>
-        <w:br/>
-        <w:t xml:space="preserve">- Peu probable! Fatou Diouf  n'arrive pas  à comprendre un petit texte lu dans une langue locale (s02q03). Veuillez corriger ou donner des explications au QG. </w:t>
-        <w:br/>
-        <w:t xml:space="preserve">- Peu probable! Mamadou Diouf  n'arrive pas  à comprendre un petit texte lu dans une langue locale (s02q03). Veuillez corriger ou donner des explications au QG. Peu probable! Mamadou Diouf  ne sait ni lire, ni écrire, ni comprendre dans aucune des langues  (s02q01,s02q02,s02q03). Veuillez corriger ou donner des explications au QG. </w:t>
-        <w:br/>
-        <w:t xml:space="preserve">- Peu probable! Mamadou soukaye Diouf  n'arrive pas  à comprendre un petit texte lu dans une langue locale (s02q03). Veuillez corriger ou donner des explications au QG. Peu probable! Mamadou soukaye Diouf  ne sait ni lire, ni écrire, ni comprendre dans aucune des langues  (s02q01,s02q02,s02q03). Veuillez corriger ou donner des explications au QG. Peu plausible Mamadou soukaye Diouf fréquente au minimum le fondamental 1 mais ne sait ni lire ni comprendre la langue française, prière de corriger ou de confirmer avec le QG merci. </w:t>
-        <w:br/>
-        <w:t xml:space="preserve">- Peu probable! Mariama Diallo  n'arrive pas  à comprendre un petit texte lu dans une langue locale (s02q03). Veuillez corriger ou donner des explications au QG. Peu probable! Mariama Diallo  ne sait ni lire, ni écrire, ni comprendre dans aucune des langues  (s02q01,s02q02,s02q03). Veuillez corriger ou donner des explications au QG. </w:t>
-        <w:br/>
-        <w:t>- Peu probable! Mohamed Diène Diouf  n'arrive pas  à comprendre un petit texte lu dans une langue locale (s02q03). Veuillez corriger ou donner des explications au QG.</w:t>
+        <w:t xml:space="preserve">- Avertissement! Généralement les jeunes hommes (10 à 25ans) font des travaux ménager soit apprendre les enfants à reviser leurs léçons ou d'autres cours, Amadou Diouf n'a consacré aucune heure pour les travaux cités en s04q01, s04q02, s04q03, s04q04, s04q05, s04q06, s04q07 et s04q08.Prière de regarder pour corriger ou confirmer avec le QG. </w:t>
+        <w:br/>
+        <w:t>- Avertissement! Généralement les jeunes hommes (10 à 25ans) font des travaux ménager soit apprendre les enfants à reviser leurs léçons ou d'autres cours, Daouda Diouf n'a consacré aucune heure pour les travaux cités en s04q01, s04q02, s04q03, s04q04, s04q05, s04q06, s04q07 et s04q08.Prière de regarder pour corriger ou confirmer avec le QG.</w:t>
       </w:r>
     </w:p>
     <w:p>
@@ -7914,7 +7908,7 @@
           <w:color w:val="4672C4"/>
           <w:sz w:val="22"/>
         </w:rPr>
-        <w:t>&gt;&gt; Section4a - Emploi</w:t>
+        <w:t>&gt;&gt; Section4b - Emploi - Activite principale</w:t>
       </w:r>
     </w:p>
     <w:p>
@@ -7925,9 +7919,11 @@
         <w:rPr>
           <w:sz w:val="20"/>
         </w:rPr>
-        <w:t xml:space="preserve">- Avertissement! Généralement les jeunes hommes (10 à 25ans) font des travaux ménager soit apprendre les enfants à reviser leurs léçons ou d'autres cours, Amadou Diouf n'a consacré aucune heure pour les travaux cités en s04q01, s04q02, s04q03, s04q04, s04q05, s04q06, s04q07 et s04q08.Prière de regarder pour corriger ou confirmer avec le QG. </w:t>
-        <w:br/>
-        <w:t>- Avertissement! Généralement les jeunes hommes (10 à 25ans) font des travaux ménager soit apprendre les enfants à reviser leurs léçons ou d'autres cours, Daouda Diouf n'a consacré aucune heure pour les travaux cités en s04q01, s04q02, s04q03, s04q04, s04q05, s04q06, s04q07 et s04q08.Prière de regarder pour corriger ou confirmer avec le QG.</w:t>
+        <w:t xml:space="preserve">- Attention ! Le nombre de jours que Daouda Diouf a travaillés par mois semble être inférieur à 15. Veuillez, s'il vous plaît, confirmer cette information. </w:t>
+        <w:br/>
+        <w:t xml:space="preserve">- Nombre de mois exercé par Amy Diouf dans l'emploi au cours des 12 derniers mois semble faible, veuillez corriger s'il vous plait ou comfirmer avec le QG. Attention! le nombre d'heure que Amy Diouf a travaillé par jour semble être inferieur à 4, veuillez s'il vous plait confirmer cette information avec le QG. </w:t>
+        <w:br/>
+        <w:t>- Nombre de mois exercé par Mamadou soukaye Diouf dans l'emploi au cours des 12 derniers mois semble faible, veuillez corriger s'il vous plait ou comfirmer avec le QG. Attention ! Le nombre de jours que Mamadou soukaye Diouf a travaillés par mois semble être inférieur à 15. Veuillez, s'il vous plaît, confirmer cette information.</w:t>
       </w:r>
     </w:p>
     <w:p>
@@ -7937,7 +7933,7 @@
           <w:color w:val="4672C4"/>
           <w:sz w:val="22"/>
         </w:rPr>
-        <w:t>&gt;&gt; Section4b - Emploi - Activite principale</w:t>
+        <w:t>&gt;&gt; Section7b - Consommation alimentaire - 7 jours</w:t>
       </w:r>
     </w:p>
     <w:p>
@@ -7948,11 +7944,7 @@
         <w:rPr>
           <w:sz w:val="20"/>
         </w:rPr>
-        <w:t xml:space="preserve">- Attention ! Le nombre de jours que Daouda Diouf a travaillés par mois semble être inférieur à 15. Veuillez, s'il vous plaît, confirmer cette information. </w:t>
-        <w:br/>
-        <w:t xml:space="preserve">- Nombre de mois exercé par Amy Diouf dans l'emploi au cours des 12 derniers mois semble faible, veuillez corriger s'il vous plait ou comfirmer avec le QG. Attention! le nombre d'heure que Amy Diouf a travaillé par jour semble être inferieur à 4, veuillez s'il vous plait confirmer cette information avec le QG. </w:t>
-        <w:br/>
-        <w:t>- Nombre de mois exercé par Mamadou soukaye Diouf dans l'emploi au cours des 12 derniers mois semble faible, veuillez corriger s'il vous plait ou comfirmer avec le QG. Attention ! Le nombre de jours que Mamadou soukaye Diouf a travaillés par mois semble être inférieur à 15. Veuillez, s'il vous plaît, confirmer cette information.</w:t>
+        <w:t>- La dernière fois que vous avez acheté Moutarde est vendeuse dans le village et semble exister dans les modalités, prière de prendre attache avec le QG pour plus d'explication afin de la classer bien.  La dernière fois que vous avez acheté Vinaigre de vin est chez une vendeuse dans le village et semble exister dans les modalités, prière de prendre attache avec le QG pour plus d'explication afin de la classer bien. Attention ! Le prix unitaire d'achat (100 Fcfa) de Arôme (Maggi, Jumbo, etc.) en Sachets industriel (Petit) est relativement élevé par rapport aux autres prix observés dans cette zone. Prière de corriger ou de confirmer avec le QG. Attention ! Le prix unitaire d'achat (100 Fcfa) de Piment frais en Pièce (Moyen) est relativement élevé par rapport aux autres prix observés dans cette zone. Prière de corriger ou de confirmer avec le QG. Attention ! Le prix unitaire d'achat (200 Fcfa) de Aubergine   en Pièce (Moyen) est relativement élevé par rapport aux autres prix observés dans cette zone. Prière de corriger ou de confirmer avec le QG. Attention ! Le prix unitaire d'achat (500 Fcfa) de Piment séché en Sachets (Moyen) est relativement élevé par rapport aux autres prix observés dans cette zone. Prière de corriger ou de confirmer avec le QG. Attention ! Le prix unitaire d'achat (500 Fcfa) de Poireau en Tas (Moyen) est relativement élevé par rapport aux autres prix observés dans cette zone. Prière de corriger ou de confirmer avec le QG. Attention ! Le prix unitaire d'achat (500 Fcfa) de Poivre en Sachets (Moyen) est relativement élevé par rapport aux autres prix observés dans cette zone. Prière de corriger ou de confirmer avec le QG. Attention ! Le prix unitaire d'achat (700 Fcfa) de Lait en poudre en Sachets (Moyen) est relativement élevé par rapport aux autres prix observés dans cette zone. Prière de corriger ou de confirmer avec le QG. Avertissement!! La quantité (3.25 litre) du produit Huile de soja  consommée  par le ménage semble très élevé, prière de corriger ou confirmer avec le QG. Avertissement!!! Le ménage a consommé 5 Paquet Petit de Thé en sachet, cette quantité semble anormale pour une consommation des 7 derniers jours.Prière de corriger ou de confirmer avec le QG.</w:t>
       </w:r>
     </w:p>
     <w:p>
@@ -7962,7 +7954,7 @@
           <w:color w:val="4672C4"/>
           <w:sz w:val="22"/>
         </w:rPr>
-        <w:t>&gt;&gt; Section7b - Consommation alimentaire - 7 jours</w:t>
+        <w:t>&gt;&gt; Section11 - Caracteristiques logement</w:t>
       </w:r>
     </w:p>
     <w:p>
@@ -7973,7 +7965,7 @@
         <w:rPr>
           <w:sz w:val="20"/>
         </w:rPr>
-        <w:t>- La dernière fois que vous avez acheté Moutarde est vendeuse dans le village et semble exister dans les modalités, prière de prendre attache avec le QG pour plus d'explication afin de la classer bien.  La dernière fois que vous avez acheté Vinaigre de vin est chez une vendeuse dans le village et semble exister dans les modalités, prière de prendre attache avec le QG pour plus d'explication afin de la classer bien. Attention ! Le prix unitaire d'achat (100 Fcfa) de Piment frais en Pièce (Moyen) est relativement élevé par rapport aux autres prix observés dans cette zone. Prière de corriger ou de confirmer avec le QG. Attention ! Le prix unitaire d'achat (200 Fcfa) de Aubergine   en Pièce (Moyen) est relativement élevé par rapport aux autres prix observés dans cette zone. Prière de corriger ou de confirmer avec le QG. Attention ! Le prix unitaire d'achat (500 Fcfa) de Piment séché en Sachets (Moyen) est relativement élevé par rapport aux autres prix observés dans cette zone. Prière de corriger ou de confirmer avec le QG. Attention ! Le prix unitaire d'achat (500 Fcfa) de Poireau en Tas (Moyen) est relativement élevé par rapport aux autres prix observés dans cette zone. Prière de corriger ou de confirmer avec le QG. Avertissement!! La quantité (3.25 litre) du produit Huile de soja  consommée  par le ménage semble très élevé, prière de corriger ou confirmer avec le QG. Avertissement!!! Le ménage a consommé 5 Paquet Petit de Thé en sachet, cette quantité semble anormale pour une consommation des 7 derniers jours.Prière de corriger ou de confirmer avec le QG.</w:t>
+        <w:t>- Le montant (FCFA) du loyer mensuel payé pour un logement comme le votre dans ce village/quartier est trop élevé, Veuillez s'il vous plaît corriger cette information. Avertissement!! Le temps mis (en heure et en minute) pour s'approvisionner en eau de boisson une fois à la source est très élevé, prière de corriger ou confirmer avec le QG.</w:t>
       </w:r>
     </w:p>
     <w:p>
@@ -7983,7 +7975,7 @@
           <w:color w:val="4672C4"/>
           <w:sz w:val="22"/>
         </w:rPr>
-        <w:t>&gt;&gt; Section11 - Caracteristiques logement</w:t>
+        <w:t>&gt;&gt; Section15 - Filets sociaux</w:t>
       </w:r>
     </w:p>
     <w:p>
@@ -7994,7 +7986,7 @@
         <w:rPr>
           <w:sz w:val="20"/>
         </w:rPr>
-        <w:t>- Le montant (FCFA) du loyer mensuel payé pour un logement comme le votre dans ce village/quartier est trop élevé, Veuillez s'il vous plaît corriger cette information. Avertissement!! Le temps mis (en heure et en minute) pour s'approvisionner en eau de boisson une fois à la source est très élevé, prière de corriger ou confirmer avec le QG.</w:t>
+        <w:t>- Avertissement!! Aucun membre dans ce ménage n'a entendu parler d'aucun programme de la section 15, prière de confirmer ce cas avec le QG.</w:t>
       </w:r>
     </w:p>
     <w:p>
@@ -8004,7 +7996,7 @@
           <w:color w:val="4672C4"/>
           <w:sz w:val="22"/>
         </w:rPr>
-        <w:t>&gt;&gt; Section15 - Filets sociaux</w:t>
+        <w:t>&gt;&gt; Section16a - Champs et parcelles</w:t>
       </w:r>
     </w:p>
     <w:p>
@@ -8015,7 +8007,13 @@
         <w:rPr>
           <w:sz w:val="20"/>
         </w:rPr>
-        <w:t>- Avertissement!! Aucun membre dans ce ménage n'a entendu parler d'aucun programme de la section 15, prière de confirmer ce cas avec le QG.</w:t>
+        <w:t xml:space="preserve">- La quantité de fumure appliquée dans la parcelle guéléme arachide est de 98  qui semble élevé ou ne sait pas, prière de fournir d'effort pour estimer la quantité afin de corriger. La superficie de la parcelle guéléme arachide selon les mesures GPS est de 5639.42 hectare qui semble élevé ou faible, prière de corriger. </w:t>
+        <w:br/>
+        <w:t xml:space="preserve">- La quantité de fumure appliquée dans la parcelle guéléme mil est de 98  qui semble élevé ou ne sait pas, prière de fournir d'effort pour estimer la quantité afin de corriger. La superficie de la parcelle guéléme mil selon les mesures GPS est de 8835.83 hectare qui semble élevé ou faible, prière de corriger. </w:t>
+        <w:br/>
+        <w:t xml:space="preserve">- La quantité de fumure appliquée dans la parcelle pethiaka arachide est de 98  qui semble élevé ou ne sait pas, prière de fournir d'effort pour estimer la quantité afin de corriger. La superficie de la parcelle pethiaka arachide selon les mesures GPS est de 4982.65 hectare qui semble élevé ou faible, prière de corriger. </w:t>
+        <w:br/>
+        <w:t>- La superficie de la parcelle champ pethiaka mil selon les mesures GPS est de 4796.28 hectare qui semble élevé ou faible, prière de corriger.</w:t>
       </w:r>
     </w:p>
     <w:p>
@@ -8025,7 +8023,7 @@
           <w:color w:val="4672C4"/>
           <w:sz w:val="22"/>
         </w:rPr>
-        <w:t>&gt;&gt; Section16a - Champs et parcelles</w:t>
+        <w:t>&gt;&gt; Section16c - Cultures</w:t>
       </w:r>
     </w:p>
     <w:p>
@@ -8036,13 +8034,7 @@
         <w:rPr>
           <w:sz w:val="20"/>
         </w:rPr>
-        <w:t xml:space="preserve">- La quantité de fumure appliquée dans la parcelle guéléme arachide est de 98  qui semble élevé ou ne sait pas, prière de fournir d'effort pour estimer la quantité afin de corriger. La superficie de la parcelle guéléme arachide selon les mesures GPS est de 5639.42 hectare qui semble élevé ou faible, prière de corriger. </w:t>
-        <w:br/>
-        <w:t xml:space="preserve">- La quantité de fumure appliquée dans la parcelle guéléme mil est de 98  qui semble élevé ou ne sait pas, prière de fournir d'effort pour estimer la quantité afin de corriger. La superficie de la parcelle guéléme mil selon les mesures GPS est de 8835.83 hectare qui semble élevé ou faible, prière de corriger. </w:t>
-        <w:br/>
-        <w:t xml:space="preserve">- La quantité de fumure appliquée dans la parcelle pethiaka arachide est de 98  qui semble élevé ou ne sait pas, prière de fournir d'effort pour estimer la quantité afin de corriger. La superficie de la parcelle pethiaka arachide selon les mesures GPS est de 4982.65 hectare qui semble élevé ou faible, prière de corriger. </w:t>
-        <w:br/>
-        <w:t>- La superficie de la parcelle champ pethiaka mil selon les mesures GPS est de 4796.28 hectare qui semble élevé ou faible, prière de corriger.</w:t>
+        <w:t>- La quantité estimée en Kg est incorrecte (Exemple : si le ménage a eu 10 sacs de 100kg = 10*100=1000kg), prière de corriger merci.</w:t>
       </w:r>
     </w:p>
     <w:p>
@@ -8052,7 +8044,7 @@
           <w:color w:val="4672C4"/>
           <w:sz w:val="22"/>
         </w:rPr>
-        <w:t>&gt;&gt; Section16c - Cultures</w:t>
+        <w:t>&gt;&gt; Section18c - Cueillette</w:t>
       </w:r>
     </w:p>
     <w:p>
@@ -8063,7 +8055,9 @@
         <w:rPr>
           <w:sz w:val="20"/>
         </w:rPr>
-        <w:t>- La quantité estimée en Kg est incorrecte (Exemple : si le ménage a eu 10 sacs de 100kg = 10*100=1000kg), prière de corriger merci.</w:t>
+        <w:t xml:space="preserve">- Prière de renseigner la valeur de ce produit consommé ou stocké par votre ménage au cours des 12 derniers mois, prière de fournir d'effort pour avoir une estimation (s18cq03) au lieu de 9999. </w:t>
+        <w:br/>
+        <w:t>- Prière de renseigner la valeur de ce produit consommé ou stocké par votre ménage au cours des 12 derniers mois, prière de fournir d'effort pour avoir une estimation (s18cq03) au lieu de 9999.</w:t>
       </w:r>
     </w:p>
     <w:p>
@@ -8073,7 +8067,7 @@
           <w:color w:val="4672C4"/>
           <w:sz w:val="22"/>
         </w:rPr>
-        <w:t>&gt;&gt; Section18c - Cueillette</w:t>
+        <w:t>&gt;&gt; Section19 - Equipements agricoles</w:t>
       </w:r>
     </w:p>
     <w:p>
@@ -8084,29 +8078,8 @@
         <w:rPr>
           <w:sz w:val="20"/>
         </w:rPr>
-        <w:t xml:space="preserve">- Prière de renseigner la valeur de ce produit consommé ou stocké par votre ménage au cours des 12 derniers mois, prière de fournir d'effort pour avoir une estimation (s18cq03) au lieu de 9999. </w:t>
-        <w:br/>
-        <w:t>- Prière de renseigner la valeur de ce produit consommé ou stocké par votre ménage au cours des 12 derniers mois, prière de fournir d'effort pour avoir une estimation (s18cq03) au lieu de 9999.</w:t>
-      </w:r>
-    </w:p>
-    <w:p>
-      <w:r>
-        <w:rPr>
-          <w:b/>
-          <w:color w:val="4672C4"/>
-          <w:sz w:val="22"/>
-        </w:rPr>
-        <w:t>&gt;&gt; Section19 - Equipements agricoles</w:t>
-      </w:r>
-    </w:p>
-    <w:p>
-      <w:pPr>
-        <w:ind w:left="283"/>
-      </w:pPr>
-      <w:r>
-        <w:rPr>
-          <w:sz w:val="20"/>
-        </w:rPr>
+        <w:t xml:space="preserve">- Attention ! Herse a été revendu à 1500 Fcfa qui est relativement élevé par rapport aux autres prix de revente observés dans cette zone. Prière de corriger ou de confirmer avec le QG. </w:t>
+        <w:br/>
         <w:t xml:space="preserve">- Attention ! Houe/daba/hilaire a été achété à 6000 Fcfa est relativement élevé par rapport aux autres prix d'achat observés dans cette zone. Prière de corriger ou de confirmer avec le QG. Attention ! Houe/daba/hilaire a été revendu à 6000 Fcfa qui est relativement élevé par rapport aux autres prix de revente observés dans cette zone. Prière de corriger ou de confirmer avec le QG. </w:t>
         <w:br/>
         <w:t xml:space="preserve">- Avertissement!! Le prix d'achat (350000 FCFA) de Animaux de labour est inférieur aux prix de revente (500000 FCFA), prière de verifier et corriger ou confirmer l'information avec le QG. </w:t>
@@ -8643,7 +8616,7 @@
         <w:rPr>
           <w:sz w:val="20"/>
         </w:rPr>
-        <w:t>- Attention ! Le prix unitaire d'achat (500 Fcfa) de Piment séché en Sachets (Moyen) est relativement élevé par rapport aux autres prix observés dans cette zone. Prière de corriger ou de confirmer avec le QG. Avertissement!!! Le ménage a consommé 10 Cuillère Petit de Chocolat pâte à tartiner, cette quantité semble anormale pour une consommation des 7 derniers jours.Prière de corriger ou de confirmer avec le QG. Avertissement!!! Le ménage a consommé 5 Paquet Petit de Thé en sachet, cette quantité semble anormale pour une consommation des 7 derniers jours.Prière de corriger ou de confirmer avec le QG. Avertissement!! le prix unitaire (100 Fcfa) de Thé en sachet (unité: Paquet) de taille Petit est très faible ou élevé. Prière de corriger ou de confirmer avec le QG.</w:t>
+        <w:t>- Attention ! Le prix unitaire d'achat (100 Fcfa) de Arôme (Maggi, Jumbo, etc.) en Sachets industriel (Petit) est relativement élevé par rapport aux autres prix observés dans cette zone. Prière de corriger ou de confirmer avec le QG. Attention ! Le prix unitaire d'achat (100 Fcfa) de Citron en Pièce (Moyen) est relativement élevé par rapport aux autres prix observés dans cette zone. Prière de corriger ou de confirmer avec le QG. Attention ! Le prix unitaire d'achat (300 Fcfa) de Sucre en poudre  en Sachets (Moyen) est relativement élevé par rapport aux autres prix observés dans cette zone. Prière de corriger ou de confirmer avec le QG. Attention ! Le prix unitaire d'achat (33.33333 Fcfa) de Piment frais en Pièce (Moyen) est relativement faible par rapport aux autres prix observés dans cette zone. Prière de corriger ou de confirmer avec le QG. Attention ! Le prix unitaire d'achat (500 Fcfa) de Mayonnaise en Sachets (Moyen) est relativement élevé par rapport aux autres prix observés dans cette zone. Prière de corriger ou de confirmer avec le QG. Attention ! Le prix unitaire d'achat (500 Fcfa) de Piment séché en Sachets (Moyen) est relativement élevé par rapport aux autres prix observés dans cette zone. Prière de corriger ou de confirmer avec le QG. Attention ! Le prix unitaire d'achat (500 Fcfa) de Poivre en Sachets (Moyen) est relativement élevé par rapport aux autres prix observés dans cette zone. Prière de corriger ou de confirmer avec le QG. Attention ! Le prix unitaire d'achat (700 Fcfa) de Lait en poudre en Sachets (Moyen) est relativement élevé par rapport aux autres prix observés dans cette zone. Prière de corriger ou de confirmer avec le QG. Attention ! Soupçons de quantité anormale! Le ménage de ADAME NDOUR avec une taille de 12 personnes a consommé 5 Verre ( à thé) en taille unique de Vinaigre de vin qui est relativement élevé comme consommation par rapport à la condition de vie des autres ménages de même taille dans cette zone. Prière de corriger ou de confirmer avec le QG. Avertissement!!! Le ménage a consommé 10 Cuillère Petit de Chocolat pâte à tartiner, cette quantité semble anormale pour une consommation des 7 derniers jours.Prière de corriger ou de confirmer avec le QG. Avertissement!!! Le ménage a consommé 5 Paquet Petit de Thé en sachet, cette quantité semble anormale pour une consommation des 7 derniers jours.Prière de corriger ou de confirmer avec le QG. Avertissement!! le prix unitaire (100 Fcfa) de Thé en sachet (unité: Paquet) de taille Petit est très faible ou élevé. Prière de corriger ou de confirmer avec le QG.</w:t>
       </w:r>
     </w:p>
     <w:p>
@@ -8706,7 +8679,7 @@
         <w:rPr>
           <w:sz w:val="20"/>
         </w:rPr>
-        <w:t>- || Le noms de l'entreprise entreprise1 ne doit pas contenir de chiffre et doit être bien renseigné, prière de bien renseigné .</w:t>
+        <w:t>- || Le noms de l'entreprise entreprise 2 ne doit pas contenir de chiffre et doit être bien renseigné, prière de bien renseigné .</w:t>
       </w:r>
     </w:p>
     <w:p>
@@ -8750,9 +8723,9 @@
         </w:rPr>
         <w:t xml:space="preserve">- Attention ! Armoires et autres meubles a été achété à 500000 Fcfa est relativement élevé par rapport aux autres prix d'achat observés dans cette zone. Prière de corriger ou de confirmer avec le QG. Attention ! Armoires et autres meubles a été revendu à 300000 Fcfa qui est relativement élevé par rapport aux autres prix de revente observés dans cette zone. Prière de corriger ou de confirmer avec le QG. </w:t>
         <w:br/>
-        <w:t xml:space="preserve">- Attention ! Tapis a été revendu à 15000 Fcfa qui est relativement élevé par rapport aux autres prix de revente observés dans cette zone. Prière de corriger ou de confirmer avec le QG. </w:t>
-        <w:br/>
-        <w:t>- Attention ! Téléphone portable a été achété à 150000 Fcfa est relativement élevé par rapport aux autres prix d'achat observés dans cette zone. Prière de corriger ou de confirmer avec le QG. Attention ! Téléphone portable a été revendu à 100000 Fcfa qui est relativement élevé par rapport aux autres prix de revente observés dans cette zone. Prière de corriger ou de confirmer avec le QG.</w:t>
+        <w:t xml:space="preserve">- Attention ! Tapis a été achété à 20000 Fcfa est relativement élevé par rapport aux autres prix d'achat observés dans cette zone. Prière de corriger ou de confirmer avec le QG. Attention ! Tapis a été revendu à 15000 Fcfa qui est relativement élevé par rapport aux autres prix de revente observés dans cette zone. Prière de corriger ou de confirmer avec le QG. </w:t>
+        <w:br/>
+        <w:t>- Attention ! Téléphone portable a été achété à 150000 Fcfa est relativement élevé par rapport aux autres prix d'achat observés dans cette zone. Prière de corriger ou de confirmer avec le QG.</w:t>
       </w:r>
     </w:p>
     <w:p>
@@ -8842,6 +8815,8 @@
         <w:rPr>
           <w:sz w:val="20"/>
         </w:rPr>
+        <w:t xml:space="preserve">- Attention ! Houe/daba/hilaire a été revendu à 2500 Fcfa qui est relativement élevé par rapport aux autres prix de revente observés dans cette zone. Prière de corriger ou de confirmer avec le QG. </w:t>
+        <w:br/>
         <w:t>- Avertissement!! Le prix d'achat (200000 FCFA) de Animaux de labour est inférieur aux prix de revente (250000 FCFA), prière de verifier et corriger ou confirmer l'information avec le QG.</w:t>
       </w:r>
     </w:p>
